--- a/3hr_objectives.docx
+++ b/3hr_objectives.docx
@@ -273,13 +273,7 @@
               </w:numPr>
             </w:pPr>
             <w:r>
-              <w:t xml:space="preserve">Convert bullet outline -&gt; prose for </w:t>
-            </w:r>
-            <w:r>
-              <w:t>[next]</w:t>
-            </w:r>
-            <w:r>
-              <w:t xml:space="preserve"> remaining subsection</w:t>
+              <w:t>Convert bullet outline -&gt; prose for [next] remaining subsection</w:t>
             </w:r>
           </w:p>
           <w:p/>
@@ -304,10 +298,7 @@
               </w:numPr>
             </w:pPr>
             <w:r>
-              <w:t>D</w:t>
-            </w:r>
-            <w:r>
-              <w:t>istinguishing descriptive v symbolic v epistemic representation in my usage</w:t>
+              <w:t>Distinguishing descriptive v symbolic v epistemic representation in my usage</w:t>
             </w:r>
           </w:p>
           <w:p>
@@ -483,10 +474,7 @@
               </w:numPr>
             </w:pPr>
             <w:r>
-              <w:t>Write topic sentences</w:t>
-            </w:r>
-            <w:r>
-              <w:t xml:space="preserve"> 2-3 paragraphs stating the puzzle in plain language</w:t>
+              <w:t>Write topic sentences 2-3 paragraphs stating the puzzle in plain language</w:t>
             </w:r>
           </w:p>
           <w:p>
@@ -969,10 +957,7 @@
               </w:numPr>
             </w:pPr>
             <w:r>
-              <w:t xml:space="preserve">Outline test </w:t>
-            </w:r>
-            <w:r>
-              <w:t>1v2</w:t>
+              <w:t>Outline test 1v2</w:t>
             </w:r>
           </w:p>
           <w:p>
@@ -1113,13 +1098,7 @@
               <w:t>(HAVE THIS) revise l</w:t>
             </w:r>
             <w:r>
-              <w:t xml:space="preserve">ist </w:t>
-            </w:r>
-            <w:r>
-              <w:t>potential</w:t>
-            </w:r>
-            <w:r>
-              <w:t xml:space="preserve"> test 2 data sources</w:t>
+              <w:t>ist potential test 2 data sources</w:t>
             </w:r>
             <w:r>
               <w:t>. For each:</w:t>
@@ -1240,10 +1219,7 @@
               <w:t xml:space="preserve">Draft </w:t>
             </w:r>
             <w:r>
-              <w:t>“</w:t>
-            </w:r>
-            <w:r>
-              <w:t>Decision Tree” for 1-2 paragraph summary on how expected findings would motivate next test</w:t>
+              <w:t>“Decision Tree” for 1-2 paragraph summary on how expected findings would motivate next test</w:t>
             </w:r>
           </w:p>
           <w:p>

--- a/3hr_objectives.docx
+++ b/3hr_objectives.docx
@@ -1533,10 +1533,16 @@
           <w:p>
             <w:pPr>
               <w:pStyle w:val="ListParagraph"/>
-              <w:numPr>
-                <w:ilvl w:val="0"/>
-                <w:numId w:val="21"/>
-              </w:numPr>
+            </w:pPr>
+          </w:p>
+          <w:p>
+            <w:pPr>
+              <w:pStyle w:val="ListParagraph"/>
+            </w:pPr>
+          </w:p>
+          <w:p>
+            <w:pPr>
+              <w:pStyle w:val="ListParagraph"/>
             </w:pPr>
           </w:p>
         </w:tc>

--- a/3hr_objectives.docx
+++ b/3hr_objectives.docx
@@ -1617,6 +1617,43 @@
             <w:tcW w:w="5395" w:type="dxa"/>
           </w:tcPr>
           <w:p/>
+          <w:p>
+            <w:pPr>
+              <w:rPr>
+                <w:u w:val="single"/>
+              </w:rPr>
+            </w:pPr>
+            <w:r>
+              <w:rPr>
+                <w:u w:val="single"/>
+              </w:rPr>
+              <w:t>Task List: theory mostly drafted, trying to put pen to paper on tests stage</w:t>
+            </w:r>
+          </w:p>
+          <w:p/>
+          <w:p>
+            <w:r>
+              <w:t>Symbolic vs. Substantive Representation</w:t>
+            </w:r>
+          </w:p>
+          <w:p/>
+          <w:p>
+            <w:r>
+              <w:t>Terms list</w:t>
+            </w:r>
+          </w:p>
+          <w:p>
+            <w:pPr>
+              <w:pStyle w:val="ListParagraph"/>
+              <w:numPr>
+                <w:ilvl w:val="0"/>
+                <w:numId w:val="24"/>
+              </w:numPr>
+            </w:pPr>
+          </w:p>
+          <w:p/>
+          <w:p/>
+          <w:p/>
         </w:tc>
         <w:tc>
           <w:tcPr>
@@ -1742,6 +1779,7 @@
               </w:numPr>
             </w:pPr>
             <w:r>
+              <w:lastRenderedPageBreak/>
               <w:t>Move reused text into correct sections</w:t>
             </w:r>
           </w:p>
@@ -2118,6 +2156,119 @@
     </w:lvl>
   </w:abstractNum>
   <w:abstractNum w:abstractNumId="2" w15:restartNumberingAfterBreak="0">
+    <w:nsid w:val="08B41D6C"/>
+    <w:multiLevelType w:val="hybridMultilevel"/>
+    <w:tmpl w:val="C1F0872E"/>
+    <w:lvl w:ilvl="0" w:tplc="04090001">
+      <w:start w:val="1"/>
+      <w:numFmt w:val="bullet"/>
+      <w:lvlText w:val=""/>
+      <w:lvlJc w:val="left"/>
+      <w:pPr>
+        <w:ind w:left="720" w:hanging="360"/>
+      </w:pPr>
+      <w:rPr>
+        <w:rFonts w:ascii="Symbol" w:hAnsi="Symbol" w:hint="default"/>
+      </w:rPr>
+    </w:lvl>
+    <w:lvl w:ilvl="1" w:tplc="04090003" w:tentative="1">
+      <w:start w:val="1"/>
+      <w:numFmt w:val="bullet"/>
+      <w:lvlText w:val="o"/>
+      <w:lvlJc w:val="left"/>
+      <w:pPr>
+        <w:ind w:left="1440" w:hanging="360"/>
+      </w:pPr>
+      <w:rPr>
+        <w:rFonts w:ascii="Courier New" w:hAnsi="Courier New" w:cs="Courier New" w:hint="default"/>
+      </w:rPr>
+    </w:lvl>
+    <w:lvl w:ilvl="2" w:tplc="04090005" w:tentative="1">
+      <w:start w:val="1"/>
+      <w:numFmt w:val="bullet"/>
+      <w:lvlText w:val=""/>
+      <w:lvlJc w:val="left"/>
+      <w:pPr>
+        <w:ind w:left="2160" w:hanging="360"/>
+      </w:pPr>
+      <w:rPr>
+        <w:rFonts w:ascii="Wingdings" w:hAnsi="Wingdings" w:hint="default"/>
+      </w:rPr>
+    </w:lvl>
+    <w:lvl w:ilvl="3" w:tplc="04090001" w:tentative="1">
+      <w:start w:val="1"/>
+      <w:numFmt w:val="bullet"/>
+      <w:lvlText w:val=""/>
+      <w:lvlJc w:val="left"/>
+      <w:pPr>
+        <w:ind w:left="2880" w:hanging="360"/>
+      </w:pPr>
+      <w:rPr>
+        <w:rFonts w:ascii="Symbol" w:hAnsi="Symbol" w:hint="default"/>
+      </w:rPr>
+    </w:lvl>
+    <w:lvl w:ilvl="4" w:tplc="04090003" w:tentative="1">
+      <w:start w:val="1"/>
+      <w:numFmt w:val="bullet"/>
+      <w:lvlText w:val="o"/>
+      <w:lvlJc w:val="left"/>
+      <w:pPr>
+        <w:ind w:left="3600" w:hanging="360"/>
+      </w:pPr>
+      <w:rPr>
+        <w:rFonts w:ascii="Courier New" w:hAnsi="Courier New" w:cs="Courier New" w:hint="default"/>
+      </w:rPr>
+    </w:lvl>
+    <w:lvl w:ilvl="5" w:tplc="04090005" w:tentative="1">
+      <w:start w:val="1"/>
+      <w:numFmt w:val="bullet"/>
+      <w:lvlText w:val=""/>
+      <w:lvlJc w:val="left"/>
+      <w:pPr>
+        <w:ind w:left="4320" w:hanging="360"/>
+      </w:pPr>
+      <w:rPr>
+        <w:rFonts w:ascii="Wingdings" w:hAnsi="Wingdings" w:hint="default"/>
+      </w:rPr>
+    </w:lvl>
+    <w:lvl w:ilvl="6" w:tplc="04090001" w:tentative="1">
+      <w:start w:val="1"/>
+      <w:numFmt w:val="bullet"/>
+      <w:lvlText w:val=""/>
+      <w:lvlJc w:val="left"/>
+      <w:pPr>
+        <w:ind w:left="5040" w:hanging="360"/>
+      </w:pPr>
+      <w:rPr>
+        <w:rFonts w:ascii="Symbol" w:hAnsi="Symbol" w:hint="default"/>
+      </w:rPr>
+    </w:lvl>
+    <w:lvl w:ilvl="7" w:tplc="04090003" w:tentative="1">
+      <w:start w:val="1"/>
+      <w:numFmt w:val="bullet"/>
+      <w:lvlText w:val="o"/>
+      <w:lvlJc w:val="left"/>
+      <w:pPr>
+        <w:ind w:left="5760" w:hanging="360"/>
+      </w:pPr>
+      <w:rPr>
+        <w:rFonts w:ascii="Courier New" w:hAnsi="Courier New" w:cs="Courier New" w:hint="default"/>
+      </w:rPr>
+    </w:lvl>
+    <w:lvl w:ilvl="8" w:tplc="04090005" w:tentative="1">
+      <w:start w:val="1"/>
+      <w:numFmt w:val="bullet"/>
+      <w:lvlText w:val=""/>
+      <w:lvlJc w:val="left"/>
+      <w:pPr>
+        <w:ind w:left="6480" w:hanging="360"/>
+      </w:pPr>
+      <w:rPr>
+        <w:rFonts w:ascii="Wingdings" w:hAnsi="Wingdings" w:hint="default"/>
+      </w:rPr>
+    </w:lvl>
+  </w:abstractNum>
+  <w:abstractNum w:abstractNumId="3" w15:restartNumberingAfterBreak="0">
     <w:nsid w:val="0CB70B33"/>
     <w:multiLevelType w:val="multilevel"/>
     <w:tmpl w:val="9CF88250"/>
@@ -2266,7 +2417,7 @@
       </w:rPr>
     </w:lvl>
   </w:abstractNum>
-  <w:abstractNum w:abstractNumId="3" w15:restartNumberingAfterBreak="0">
+  <w:abstractNum w:abstractNumId="4" w15:restartNumberingAfterBreak="0">
     <w:nsid w:val="0E9E0062"/>
     <w:multiLevelType w:val="hybridMultilevel"/>
     <w:tmpl w:val="1876C38C"/>
@@ -2379,7 +2530,7 @@
       </w:rPr>
     </w:lvl>
   </w:abstractNum>
-  <w:abstractNum w:abstractNumId="4" w15:restartNumberingAfterBreak="0">
+  <w:abstractNum w:abstractNumId="5" w15:restartNumberingAfterBreak="0">
     <w:nsid w:val="0EF87952"/>
     <w:multiLevelType w:val="hybridMultilevel"/>
     <w:tmpl w:val="17162608"/>
@@ -2492,7 +2643,7 @@
       </w:rPr>
     </w:lvl>
   </w:abstractNum>
-  <w:abstractNum w:abstractNumId="5" w15:restartNumberingAfterBreak="0">
+  <w:abstractNum w:abstractNumId="6" w15:restartNumberingAfterBreak="0">
     <w:nsid w:val="14A4171E"/>
     <w:multiLevelType w:val="hybridMultilevel"/>
     <w:tmpl w:val="2D94CBAC"/>
@@ -2605,7 +2756,7 @@
       </w:rPr>
     </w:lvl>
   </w:abstractNum>
-  <w:abstractNum w:abstractNumId="6" w15:restartNumberingAfterBreak="0">
+  <w:abstractNum w:abstractNumId="7" w15:restartNumberingAfterBreak="0">
     <w:nsid w:val="16852C86"/>
     <w:multiLevelType w:val="hybridMultilevel"/>
     <w:tmpl w:val="7E668404"/>
@@ -2718,7 +2869,7 @@
       </w:rPr>
     </w:lvl>
   </w:abstractNum>
-  <w:abstractNum w:abstractNumId="7" w15:restartNumberingAfterBreak="0">
+  <w:abstractNum w:abstractNumId="8" w15:restartNumberingAfterBreak="0">
     <w:nsid w:val="16A867D2"/>
     <w:multiLevelType w:val="multilevel"/>
     <w:tmpl w:val="42B47584"/>
@@ -2867,7 +3018,120 @@
       </w:rPr>
     </w:lvl>
   </w:abstractNum>
-  <w:abstractNum w:abstractNumId="8" w15:restartNumberingAfterBreak="0">
+  <w:abstractNum w:abstractNumId="9" w15:restartNumberingAfterBreak="0">
+    <w:nsid w:val="1CBB5D8C"/>
+    <w:multiLevelType w:val="hybridMultilevel"/>
+    <w:tmpl w:val="3C0C1F40"/>
+    <w:lvl w:ilvl="0" w:tplc="04090001">
+      <w:start w:val="1"/>
+      <w:numFmt w:val="bullet"/>
+      <w:lvlText w:val=""/>
+      <w:lvlJc w:val="left"/>
+      <w:pPr>
+        <w:ind w:left="720" w:hanging="360"/>
+      </w:pPr>
+      <w:rPr>
+        <w:rFonts w:ascii="Symbol" w:hAnsi="Symbol" w:hint="default"/>
+      </w:rPr>
+    </w:lvl>
+    <w:lvl w:ilvl="1" w:tplc="04090003" w:tentative="1">
+      <w:start w:val="1"/>
+      <w:numFmt w:val="bullet"/>
+      <w:lvlText w:val="o"/>
+      <w:lvlJc w:val="left"/>
+      <w:pPr>
+        <w:ind w:left="1440" w:hanging="360"/>
+      </w:pPr>
+      <w:rPr>
+        <w:rFonts w:ascii="Courier New" w:hAnsi="Courier New" w:cs="Courier New" w:hint="default"/>
+      </w:rPr>
+    </w:lvl>
+    <w:lvl w:ilvl="2" w:tplc="04090005" w:tentative="1">
+      <w:start w:val="1"/>
+      <w:numFmt w:val="bullet"/>
+      <w:lvlText w:val=""/>
+      <w:lvlJc w:val="left"/>
+      <w:pPr>
+        <w:ind w:left="2160" w:hanging="360"/>
+      </w:pPr>
+      <w:rPr>
+        <w:rFonts w:ascii="Wingdings" w:hAnsi="Wingdings" w:hint="default"/>
+      </w:rPr>
+    </w:lvl>
+    <w:lvl w:ilvl="3" w:tplc="04090001" w:tentative="1">
+      <w:start w:val="1"/>
+      <w:numFmt w:val="bullet"/>
+      <w:lvlText w:val=""/>
+      <w:lvlJc w:val="left"/>
+      <w:pPr>
+        <w:ind w:left="2880" w:hanging="360"/>
+      </w:pPr>
+      <w:rPr>
+        <w:rFonts w:ascii="Symbol" w:hAnsi="Symbol" w:hint="default"/>
+      </w:rPr>
+    </w:lvl>
+    <w:lvl w:ilvl="4" w:tplc="04090003" w:tentative="1">
+      <w:start w:val="1"/>
+      <w:numFmt w:val="bullet"/>
+      <w:lvlText w:val="o"/>
+      <w:lvlJc w:val="left"/>
+      <w:pPr>
+        <w:ind w:left="3600" w:hanging="360"/>
+      </w:pPr>
+      <w:rPr>
+        <w:rFonts w:ascii="Courier New" w:hAnsi="Courier New" w:cs="Courier New" w:hint="default"/>
+      </w:rPr>
+    </w:lvl>
+    <w:lvl w:ilvl="5" w:tplc="04090005" w:tentative="1">
+      <w:start w:val="1"/>
+      <w:numFmt w:val="bullet"/>
+      <w:lvlText w:val=""/>
+      <w:lvlJc w:val="left"/>
+      <w:pPr>
+        <w:ind w:left="4320" w:hanging="360"/>
+      </w:pPr>
+      <w:rPr>
+        <w:rFonts w:ascii="Wingdings" w:hAnsi="Wingdings" w:hint="default"/>
+      </w:rPr>
+    </w:lvl>
+    <w:lvl w:ilvl="6" w:tplc="04090001" w:tentative="1">
+      <w:start w:val="1"/>
+      <w:numFmt w:val="bullet"/>
+      <w:lvlText w:val=""/>
+      <w:lvlJc w:val="left"/>
+      <w:pPr>
+        <w:ind w:left="5040" w:hanging="360"/>
+      </w:pPr>
+      <w:rPr>
+        <w:rFonts w:ascii="Symbol" w:hAnsi="Symbol" w:hint="default"/>
+      </w:rPr>
+    </w:lvl>
+    <w:lvl w:ilvl="7" w:tplc="04090003" w:tentative="1">
+      <w:start w:val="1"/>
+      <w:numFmt w:val="bullet"/>
+      <w:lvlText w:val="o"/>
+      <w:lvlJc w:val="left"/>
+      <w:pPr>
+        <w:ind w:left="5760" w:hanging="360"/>
+      </w:pPr>
+      <w:rPr>
+        <w:rFonts w:ascii="Courier New" w:hAnsi="Courier New" w:cs="Courier New" w:hint="default"/>
+      </w:rPr>
+    </w:lvl>
+    <w:lvl w:ilvl="8" w:tplc="04090005" w:tentative="1">
+      <w:start w:val="1"/>
+      <w:numFmt w:val="bullet"/>
+      <w:lvlText w:val=""/>
+      <w:lvlJc w:val="left"/>
+      <w:pPr>
+        <w:ind w:left="6480" w:hanging="360"/>
+      </w:pPr>
+      <w:rPr>
+        <w:rFonts w:ascii="Wingdings" w:hAnsi="Wingdings" w:hint="default"/>
+      </w:rPr>
+    </w:lvl>
+  </w:abstractNum>
+  <w:abstractNum w:abstractNumId="10" w15:restartNumberingAfterBreak="0">
     <w:nsid w:val="2B8A0858"/>
     <w:multiLevelType w:val="hybridMultilevel"/>
     <w:tmpl w:val="939EA7F0"/>
@@ -2980,7 +3244,7 @@
       </w:rPr>
     </w:lvl>
   </w:abstractNum>
-  <w:abstractNum w:abstractNumId="9" w15:restartNumberingAfterBreak="0">
+  <w:abstractNum w:abstractNumId="11" w15:restartNumberingAfterBreak="0">
     <w:nsid w:val="2C125FDB"/>
     <w:multiLevelType w:val="hybridMultilevel"/>
     <w:tmpl w:val="4F3E7A2A"/>
@@ -3093,7 +3357,7 @@
       </w:rPr>
     </w:lvl>
   </w:abstractNum>
-  <w:abstractNum w:abstractNumId="10" w15:restartNumberingAfterBreak="0">
+  <w:abstractNum w:abstractNumId="12" w15:restartNumberingAfterBreak="0">
     <w:nsid w:val="35664B7A"/>
     <w:multiLevelType w:val="multilevel"/>
     <w:tmpl w:val="7956761C"/>
@@ -3242,7 +3506,7 @@
       </w:rPr>
     </w:lvl>
   </w:abstractNum>
-  <w:abstractNum w:abstractNumId="11" w15:restartNumberingAfterBreak="0">
+  <w:abstractNum w:abstractNumId="13" w15:restartNumberingAfterBreak="0">
     <w:nsid w:val="36005863"/>
     <w:multiLevelType w:val="hybridMultilevel"/>
     <w:tmpl w:val="1E5ABC32"/>
@@ -3355,7 +3619,7 @@
       </w:rPr>
     </w:lvl>
   </w:abstractNum>
-  <w:abstractNum w:abstractNumId="12" w15:restartNumberingAfterBreak="0">
+  <w:abstractNum w:abstractNumId="14" w15:restartNumberingAfterBreak="0">
     <w:nsid w:val="40DC715D"/>
     <w:multiLevelType w:val="multilevel"/>
     <w:tmpl w:val="95764F30"/>
@@ -3472,7 +3736,7 @@
       </w:pPr>
     </w:lvl>
   </w:abstractNum>
-  <w:abstractNum w:abstractNumId="13" w15:restartNumberingAfterBreak="0">
+  <w:abstractNum w:abstractNumId="15" w15:restartNumberingAfterBreak="0">
     <w:nsid w:val="41D8460C"/>
     <w:multiLevelType w:val="multilevel"/>
     <w:tmpl w:val="20744DD8"/>
@@ -3621,7 +3885,7 @@
       </w:rPr>
     </w:lvl>
   </w:abstractNum>
-  <w:abstractNum w:abstractNumId="14" w15:restartNumberingAfterBreak="0">
+  <w:abstractNum w:abstractNumId="16" w15:restartNumberingAfterBreak="0">
     <w:nsid w:val="4A630544"/>
     <w:multiLevelType w:val="multilevel"/>
     <w:tmpl w:val="5F7EEBC6"/>
@@ -3770,7 +4034,7 @@
       </w:rPr>
     </w:lvl>
   </w:abstractNum>
-  <w:abstractNum w:abstractNumId="15" w15:restartNumberingAfterBreak="0">
+  <w:abstractNum w:abstractNumId="17" w15:restartNumberingAfterBreak="0">
     <w:nsid w:val="4FC62A81"/>
     <w:multiLevelType w:val="hybridMultilevel"/>
     <w:tmpl w:val="93E2BBDE"/>
@@ -3883,7 +4147,7 @@
       </w:rPr>
     </w:lvl>
   </w:abstractNum>
-  <w:abstractNum w:abstractNumId="16" w15:restartNumberingAfterBreak="0">
+  <w:abstractNum w:abstractNumId="18" w15:restartNumberingAfterBreak="0">
     <w:nsid w:val="4FF4139B"/>
     <w:multiLevelType w:val="hybridMultilevel"/>
     <w:tmpl w:val="9628252C"/>
@@ -3996,7 +4260,7 @@
       </w:rPr>
     </w:lvl>
   </w:abstractNum>
-  <w:abstractNum w:abstractNumId="17" w15:restartNumberingAfterBreak="0">
+  <w:abstractNum w:abstractNumId="19" w15:restartNumberingAfterBreak="0">
     <w:nsid w:val="508D68CE"/>
     <w:multiLevelType w:val="hybridMultilevel"/>
     <w:tmpl w:val="FEB03668"/>
@@ -4109,7 +4373,7 @@
       </w:rPr>
     </w:lvl>
   </w:abstractNum>
-  <w:abstractNum w:abstractNumId="18" w15:restartNumberingAfterBreak="0">
+  <w:abstractNum w:abstractNumId="20" w15:restartNumberingAfterBreak="0">
     <w:nsid w:val="557C2DF4"/>
     <w:multiLevelType w:val="hybridMultilevel"/>
     <w:tmpl w:val="332A5E52"/>
@@ -4222,7 +4486,7 @@
       </w:rPr>
     </w:lvl>
   </w:abstractNum>
-  <w:abstractNum w:abstractNumId="19" w15:restartNumberingAfterBreak="0">
+  <w:abstractNum w:abstractNumId="21" w15:restartNumberingAfterBreak="0">
     <w:nsid w:val="6A145998"/>
     <w:multiLevelType w:val="hybridMultilevel"/>
     <w:tmpl w:val="518A7D2C"/>
@@ -4335,7 +4599,7 @@
       </w:rPr>
     </w:lvl>
   </w:abstractNum>
-  <w:abstractNum w:abstractNumId="20" w15:restartNumberingAfterBreak="0">
+  <w:abstractNum w:abstractNumId="22" w15:restartNumberingAfterBreak="0">
     <w:nsid w:val="6BD102D5"/>
     <w:multiLevelType w:val="hybridMultilevel"/>
     <w:tmpl w:val="98F21544"/>
@@ -4448,7 +4712,7 @@
       </w:rPr>
     </w:lvl>
   </w:abstractNum>
-  <w:abstractNum w:abstractNumId="21" w15:restartNumberingAfterBreak="0">
+  <w:abstractNum w:abstractNumId="23" w15:restartNumberingAfterBreak="0">
     <w:nsid w:val="742756E7"/>
     <w:multiLevelType w:val="hybridMultilevel"/>
     <w:tmpl w:val="5AC0F6CE"/>
@@ -4562,70 +4826,76 @@
     </w:lvl>
   </w:abstractNum>
   <w:num w:numId="1" w16cid:durableId="1476331302">
-    <w:abstractNumId w:val="10"/>
+    <w:abstractNumId w:val="12"/>
   </w:num>
   <w:num w:numId="2" w16cid:durableId="1528836095">
-    <w:abstractNumId w:val="2"/>
+    <w:abstractNumId w:val="3"/>
   </w:num>
   <w:num w:numId="3" w16cid:durableId="1906573707">
-    <w:abstractNumId w:val="7"/>
+    <w:abstractNumId w:val="8"/>
   </w:num>
   <w:num w:numId="4" w16cid:durableId="1792741302">
-    <w:abstractNumId w:val="13"/>
+    <w:abstractNumId w:val="15"/>
   </w:num>
   <w:num w:numId="5" w16cid:durableId="1271860881">
+    <w:abstractNumId w:val="16"/>
+  </w:num>
+  <w:num w:numId="6" w16cid:durableId="848829394">
     <w:abstractNumId w:val="14"/>
   </w:num>
-  <w:num w:numId="6" w16cid:durableId="848829394">
-    <w:abstractNumId w:val="12"/>
-  </w:num>
   <w:num w:numId="7" w16cid:durableId="2108110062">
-    <w:abstractNumId w:val="3"/>
+    <w:abstractNumId w:val="4"/>
   </w:num>
   <w:num w:numId="8" w16cid:durableId="1795517586">
     <w:abstractNumId w:val="1"/>
   </w:num>
   <w:num w:numId="9" w16cid:durableId="1405683341">
-    <w:abstractNumId w:val="4"/>
+    <w:abstractNumId w:val="5"/>
   </w:num>
   <w:num w:numId="10" w16cid:durableId="2092500838">
-    <w:abstractNumId w:val="5"/>
+    <w:abstractNumId w:val="6"/>
   </w:num>
   <w:num w:numId="11" w16cid:durableId="1624186815">
-    <w:abstractNumId w:val="8"/>
+    <w:abstractNumId w:val="10"/>
   </w:num>
   <w:num w:numId="12" w16cid:durableId="1868910895">
-    <w:abstractNumId w:val="15"/>
+    <w:abstractNumId w:val="17"/>
   </w:num>
   <w:num w:numId="13" w16cid:durableId="19212016">
+    <w:abstractNumId w:val="23"/>
+  </w:num>
+  <w:num w:numId="14" w16cid:durableId="1323853961">
+    <w:abstractNumId w:val="11"/>
+  </w:num>
+  <w:num w:numId="15" w16cid:durableId="183986725">
     <w:abstractNumId w:val="21"/>
   </w:num>
-  <w:num w:numId="14" w16cid:durableId="1323853961">
-    <w:abstractNumId w:val="9"/>
+  <w:num w:numId="16" w16cid:durableId="1210530700">
+    <w:abstractNumId w:val="13"/>
   </w:num>
-  <w:num w:numId="15" w16cid:durableId="183986725">
+  <w:num w:numId="17" w16cid:durableId="244802821">
+    <w:abstractNumId w:val="18"/>
+  </w:num>
+  <w:num w:numId="18" w16cid:durableId="1910994279">
     <w:abstractNumId w:val="19"/>
   </w:num>
-  <w:num w:numId="16" w16cid:durableId="1210530700">
-    <w:abstractNumId w:val="11"/>
-  </w:num>
-  <w:num w:numId="17" w16cid:durableId="244802821">
-    <w:abstractNumId w:val="16"/>
-  </w:num>
-  <w:num w:numId="18" w16cid:durableId="1910994279">
-    <w:abstractNumId w:val="17"/>
-  </w:num>
   <w:num w:numId="19" w16cid:durableId="1720787325">
-    <w:abstractNumId w:val="20"/>
+    <w:abstractNumId w:val="22"/>
   </w:num>
   <w:num w:numId="20" w16cid:durableId="1247571522">
-    <w:abstractNumId w:val="6"/>
+    <w:abstractNumId w:val="7"/>
   </w:num>
   <w:num w:numId="21" w16cid:durableId="1450395314">
-    <w:abstractNumId w:val="18"/>
+    <w:abstractNumId w:val="20"/>
   </w:num>
   <w:num w:numId="22" w16cid:durableId="241178741">
     <w:abstractNumId w:val="0"/>
+  </w:num>
+  <w:num w:numId="23" w16cid:durableId="1545171148">
+    <w:abstractNumId w:val="9"/>
+  </w:num>
+  <w:num w:numId="24" w16cid:durableId="1897929389">
+    <w:abstractNumId w:val="2"/>
   </w:num>
 </w:numbering>
 </file>
